--- a/ibm6450/files/03_Rubric_STAMP.docx
+++ b/ibm6450/files/03_Rubric_STAMP.docx
@@ -493,7 +493,7 @@
               <w:rPr>
                 <w:sz w:val="19"/>
               </w:rPr>
-              <w:t>20</w:t>
+              <w:t>15</w:t>
             </w:r>
           </w:p>
         </w:tc>
@@ -769,7 +769,7 @@
               <w:rPr>
                 <w:sz w:val="19"/>
               </w:rPr>
-              <w:t>10</w:t>
+              <w:t>15</w:t>
             </w:r>
           </w:p>
         </w:tc>
@@ -1639,7 +1639,7 @@
         <w:pStyle w:val="Heading2"/>
       </w:pPr>
       <w:r>
-        <w:t>M2 — Replication ladder memo (team) — 20 pts</w:t>
+        <w:t>M2 — Replication ladder memo (team) — 15 pts</w:t>
       </w:r>
     </w:p>
     <w:p>
@@ -1680,10 +1680,10 @@
         <w:rPr>
           <w:b/>
         </w:rPr>
-        <w:t>Only-alpha reporting caps this section at 10.</w:t>
+        <w:t>Only-alpha reporting caps this section at 8.</w:t>
       </w:r>
       <w:r>
-        <w:t xml:space="preserve"> A missing design caps it at 14.</w:t>
+        <w:t xml:space="preserve"> A missing design caps it at 11.</w:t>
       </w:r>
     </w:p>
     <w:tbl>
@@ -1792,7 +1792,7 @@
               <w:rPr>
                 <w:sz w:val="19"/>
               </w:rPr>
-              <w:t>18–20</w:t>
+              <w:t>14–15</w:t>
             </w:r>
           </w:p>
         </w:tc>
@@ -1861,7 +1861,7 @@
               <w:rPr>
                 <w:sz w:val="19"/>
               </w:rPr>
-              <w:t>14–17</w:t>
+              <w:t>11–13</w:t>
             </w:r>
           </w:p>
         </w:tc>
@@ -1917,7 +1917,7 @@
               <w:rPr>
                 <w:sz w:val="19"/>
               </w:rPr>
-              <w:t>10–13</w:t>
+              <w:t>8–10</w:t>
             </w:r>
           </w:p>
         </w:tc>
@@ -1973,7 +1973,7 @@
               <w:rPr>
                 <w:sz w:val="19"/>
               </w:rPr>
-              <w:t>&lt;10</w:t>
+              <w:t>&lt;8</w:t>
             </w:r>
           </w:p>
         </w:tc>
@@ -2700,7 +2700,7 @@
         <w:pStyle w:val="Heading2"/>
       </w:pPr>
       <w:r>
-        <w:t>F — Final presentation + package (team) — 10 pts</w:t>
+        <w:t>F — Final presentation + package (team) — 15 pts</w:t>
       </w:r>
     </w:p>
     <w:p>
@@ -2710,27 +2710,35 @@
     </w:p>
     <w:p>
       <w:r>
-        <w:t>experiment verdict on screen; questions answered with numbers (4). Reproducibility</w:t>
+        <w:t>experiment verdict on screen; questions answered with numbers; each team's one-person</w:t>
       </w:r>
     </w:p>
     <w:p>
       <w:r>
-        <w:t>package Dec 9: a stranger with the repo + your Drive folder could regenerate every</w:t>
+        <w:t>research/business stack closes the talk (6). Reproducibility package Dec 9: a stranger</w:t>
       </w:r>
     </w:p>
     <w:p>
       <w:r>
-        <w:t>reported number from named commands — checked by actually attempting one (4).</w:t>
+        <w:t>with the repo + your Drive folder could regenerate every reported number from named</w:t>
       </w:r>
     </w:p>
     <w:p>
       <w:r>
-        <w:t>AI-reflection section: consequential AI uses logged with what was kept vs. overridden,</w:t>
+        <w:t>commands — checked by actually attempting one (6). AI-reflection section: consequential</w:t>
       </w:r>
     </w:p>
     <w:p>
       <w:r>
-        <w:t>judged on specificity, not virtue (2).</w:t>
+        <w:t>AI uses logged with what was kept vs. overridden, judged on specificity, not virtue (3).</w:t>
+      </w:r>
+    </w:p>
+    <w:p>
+      <w:r>
+        <w:rPr>
+          <w:i/>
+        </w:rPr>
+        <w:t>2026-09-11: M2 20 → 15 and F 10 → 15 (instructor decision); the total stays 100.</w:t>
       </w:r>
     </w:p>
     <w:p>
